--- a/Topic 1/SLR 1 (CPU, FDE, pipelining).docx
+++ b/Topic 1/SLR 1 (CPU, FDE, pipelining).docx
@@ -87,19 +87,12 @@
       <w:r>
         <w:t xml:space="preserve">Decode unit decodes </w:t>
       </w:r>
-      <w:proofErr w:type="spellStart"/>
-      <w:r>
-        <w:t>whatevers</w:t>
-      </w:r>
-      <w:proofErr w:type="spellEnd"/>
-      <w:r>
-        <w:t xml:space="preserve"> in the </w:t>
-      </w:r>
-      <w:proofErr w:type="spellStart"/>
-      <w:r>
-        <w:t>cir</w:t>
-      </w:r>
-      <w:proofErr w:type="spellEnd"/>
+      <w:r>
+        <w:t>whatever’s</w:t>
+      </w:r>
+      <w:r>
+        <w:t xml:space="preserve"> in the cir</w:t>
+      </w:r>
     </w:p>
     <w:p>
       <w:r>
@@ -253,13 +246,8 @@
       </w:r>
     </w:p>
     <w:p>
-      <w:proofErr w:type="spellStart"/>
-      <w:r>
-        <w:t>Acc</w:t>
-      </w:r>
-      <w:proofErr w:type="spellEnd"/>
-      <w:r>
-        <w:t xml:space="preserve"> results are stored in the alu</w:t>
+      <w:r>
+        <w:t>Acc results are stored in the alu</w:t>
       </w:r>
     </w:p>
     <w:p>
@@ -341,20 +329,8 @@
           <w:u w:val="single"/>
         </w:rPr>
         <w:lastRenderedPageBreak/>
-        <w:t xml:space="preserve">TWO DIFFERENT TYPES OF </w:t>
-      </w:r>
-      <w:proofErr w:type="gramStart"/>
-      <w:r>
-        <w:rPr>
-          <w:b/>
-          <w:bCs/>
-          <w:sz w:val="44"/>
-          <w:szCs w:val="44"/>
-          <w:u w:val="single"/>
-        </w:rPr>
-        <w:t>RAM</w:t>
-      </w:r>
-      <w:proofErr w:type="gramEnd"/>
+        <w:t>TWO DIFFERENT TYPES OF RAM</w:t>
+      </w:r>
     </w:p>
     <w:p>
       <w:r>
